--- a/Makalah/222313256_Muhammad_Raza_Anugrah_UAS_Visdat.docx
+++ b/Makalah/222313256_Muhammad_Raza_Anugrah_UAS_Visdat.docx
@@ -45918,29 +45918,26 @@
         <w:r>
           <w:rPr>
             <w:rStyle w:val="Hyperlink"/>
-            <w:color w:val="auto"/>
             <w:sz w:val="16"/>
             <w:szCs w:val="16"/>
           </w:rPr>
-          <w:t>https://jateng.bps.go.id/id/statistics</w:t>
+          <w:t>https://jateng.bps.go.id/id/statistics-table/3/V2pOVWJWcHJURGg0U2pONFJYaExhVXB0TUhacVFUMDkjMyMzMzAw/tingkat-pengangguran-terbuka--tpt--dan-tingkat-partisipasi-angkatan-kerja--tpak--menurut-kabupaten-kota-di-provinsi-jawa-tengah.html?yea</w:t>
         </w:r>
         <w:r>
           <w:rPr>
             <w:rStyle w:val="Hyperlink"/>
-            <w:color w:val="auto"/>
             <w:sz w:val="16"/>
             <w:szCs w:val="16"/>
           </w:rPr>
-          <w:t xml:space="preserve"> </w:t>
+          <w:t>r</w:t>
         </w:r>
         <w:r>
           <w:rPr>
             <w:rStyle w:val="Hyperlink"/>
-            <w:color w:val="auto"/>
             <w:sz w:val="16"/>
             <w:szCs w:val="16"/>
           </w:rPr>
-          <w:t>table/3/V2pOVWJWcHJURGg0U2pONFJYaExhVXB0TUhacVFUMDkjMyMzMzAw/...</w:t>
+          <w:t>=2025</w:t>
         </w:r>
       </w:hyperlink>
       <w:r>
@@ -46324,11 +46321,10 @@
         <w:r>
           <w:rPr>
             <w:rStyle w:val="Hyperlink"/>
-            <w:color w:val="auto"/>
             <w:sz w:val="16"/>
             <w:szCs w:val="16"/>
           </w:rPr>
-          <w:t>https://jateng.bps.go.id/id/statistics-table/3/YWtoQlRVZzNiMU5qU1VOSlRFeFZiRTR4VDJOTVVUMDkjMw==/...</w:t>
+          <w:t>https://jateng.bps.go.id/id/statistics-table/3/YWtoQlRVZzNiMU5qU1VOSlRFeFZiRTR4VDJOTVVUMDkjMw==/produk-domestik-regional-bruto-per-kapita-atas-dasar-harga-berlaku-menurut-kabupaten-kota-di-provinsi-jawa-tengah--ribu-rupiah---2023.html?year=2025</w:t>
         </w:r>
       </w:hyperlink>
       <w:r>
@@ -46337,7 +46333,15 @@
           <w:sz w:val="16"/>
           <w:szCs w:val="16"/>
         </w:rPr>
-        <w:t xml:space="preserve"> [</w:t>
+        <w:t xml:space="preserve"> </w:t>
+      </w:r>
+      <w:r>
+        <w:rPr>
+          <w:color w:val="auto"/>
+          <w:sz w:val="16"/>
+          <w:szCs w:val="16"/>
+        </w:rPr>
+        <w:t>[</w:t>
       </w:r>
       <w:proofErr w:type="spellStart"/>
       <w:r>
@@ -46600,11 +46604,18 @@
         <w:r>
           <w:rPr>
             <w:rStyle w:val="Hyperlink"/>
-            <w:color w:val="auto"/>
             <w:sz w:val="16"/>
             <w:szCs w:val="16"/>
           </w:rPr>
-          <w:t>https://jateng.bps.go.id/id/statistics-table/2/Mjc5MSMy/...</w:t>
+          <w:t>https://jateng.bps.go.id/id/statistics-table/2/Mjc5MSMy/rata-rata-pengeluaran-per-kapita-sebulan-makanan-dan-bukan-makanan-di-</w:t>
+        </w:r>
+        <w:r>
+          <w:rPr>
+            <w:rStyle w:val="Hyperlink"/>
+            <w:sz w:val="16"/>
+            <w:szCs w:val="16"/>
+          </w:rPr>
+          <w:t>daerah-perkotaan-menurut-kabupaten-kota-di-provinsi-jawa-tengah.html</w:t>
         </w:r>
       </w:hyperlink>
       <w:r>
@@ -46613,7 +46624,15 @@
           <w:sz w:val="16"/>
           <w:szCs w:val="16"/>
         </w:rPr>
-        <w:t xml:space="preserve"> [</w:t>
+        <w:t xml:space="preserve"> </w:t>
+      </w:r>
+      <w:r>
+        <w:rPr>
+          <w:color w:val="auto"/>
+          <w:sz w:val="16"/>
+          <w:szCs w:val="16"/>
+        </w:rPr>
+        <w:t>[</w:t>
       </w:r>
       <w:proofErr w:type="spellStart"/>
       <w:r>
@@ -46912,11 +46931,10 @@
         <w:r>
           <w:rPr>
             <w:rStyle w:val="Hyperlink"/>
-            <w:color w:val="auto"/>
             <w:sz w:val="16"/>
             <w:szCs w:val="16"/>
           </w:rPr>
-          <w:t>https://jateng.bps.go.id/id/statistics-table/3/VUVKUFpHeGpjVXh2V1dka1dtRkxSVXBaYW5KUVVUMDkjMyMzMzAw/...</w:t>
+          <w:t>https://jateng.bps.go.id/id/statistics-table/3/VUVKUFpHeGpjVXh2V1dka1dtRkxSVXBaYW5KUVVUMDkjMyMzMzAw/penduduk-berumur-15-tahun-ke-atas-menurut-kabupaten-kota-dan-jenis-kegiatan-selama-seminggu-terakhir-di-provinsi-jawa-tengah.html?year=2025</w:t>
         </w:r>
       </w:hyperlink>
       <w:r>
@@ -46925,7 +46943,15 @@
           <w:sz w:val="16"/>
           <w:szCs w:val="16"/>
         </w:rPr>
-        <w:t xml:space="preserve"> [</w:t>
+        <w:t xml:space="preserve"> </w:t>
+      </w:r>
+      <w:r>
+        <w:rPr>
+          <w:color w:val="auto"/>
+          <w:sz w:val="16"/>
+          <w:szCs w:val="16"/>
+        </w:rPr>
+        <w:t>[</w:t>
       </w:r>
       <w:proofErr w:type="spellStart"/>
       <w:r>
@@ -47062,11 +47088,10 @@
         <w:r>
           <w:rPr>
             <w:rStyle w:val="Hyperlink"/>
-            <w:color w:val="auto"/>
             <w:sz w:val="16"/>
             <w:szCs w:val="16"/>
           </w:rPr>
-          <w:t>https://semarangkab.bps.go.id/id/statistics-table/2/MTYwIzI=/...</w:t>
+          <w:t>https://semarangkab.bps.go.id/id/statistics-table/2/MTYwIzI=/rata-rata-lama-sekolah--rls--menurut-kabupaten-kota-di-jawa-tengah.html</w:t>
         </w:r>
       </w:hyperlink>
       <w:r>
@@ -47310,11 +47335,10 @@
         <w:r>
           <w:rPr>
             <w:rStyle w:val="Hyperlink"/>
-            <w:color w:val="auto"/>
             <w:sz w:val="16"/>
             <w:szCs w:val="16"/>
           </w:rPr>
-          <w:t>https://jateng.bps.go.id/id/statistics-table/2/MjQxOSMy/...</w:t>
+          <w:t>https://jateng.bps.go.id/id/statistics-table/2/MjQxOSMy/-indikator-strategis--kepadatan-penduduk-menurut-kabupaten-kota-di-provinsi-jawa-tengah.html</w:t>
         </w:r>
       </w:hyperlink>
       <w:r>
@@ -47323,7 +47347,15 @@
           <w:sz w:val="16"/>
           <w:szCs w:val="16"/>
         </w:rPr>
-        <w:t xml:space="preserve"> [</w:t>
+        <w:t xml:space="preserve"> </w:t>
+      </w:r>
+      <w:r>
+        <w:rPr>
+          <w:color w:val="auto"/>
+          <w:sz w:val="16"/>
+          <w:szCs w:val="16"/>
+        </w:rPr>
+        <w:t>[</w:t>
       </w:r>
       <w:proofErr w:type="spellStart"/>
       <w:r>
@@ -48759,6 +48791,7 @@
           <w:sz w:val="16"/>
           <w:szCs w:val="16"/>
         </w:rPr>
+        <w:lastRenderedPageBreak/>
         <w:t xml:space="preserve">M. Harrower and C. A. Brewer, "ColorBrewer.org: An online tool for selecting colour schemes for maps," </w:t>
       </w:r>
       <w:r>
@@ -48825,18 +48858,6 @@
     </w:p>
     <w:p>
       <w:pPr>
-        <w:pStyle w:val="NormalWeb"/>
-        <w:spacing w:after="120"/>
-        <w:jc w:val="both"/>
-        <w:rPr>
-          <w:color w:val="auto"/>
-          <w:sz w:val="16"/>
-          <w:szCs w:val="16"/>
-        </w:rPr>
-      </w:pPr>
-    </w:p>
-    <w:p>
-      <w:pPr>
         <w:pStyle w:val="IEEEHeading1"/>
         <w:spacing w:after="120"/>
         <w:ind w:left="0" w:firstLine="0"/>
@@ -48850,7 +48871,6 @@
           <w:color w:val="auto"/>
           <w:lang w:val="sv-SE"/>
         </w:rPr>
-        <w:lastRenderedPageBreak/>
         <w:t>LAMPIRAN</w:t>
       </w:r>
     </w:p>
@@ -56359,42 +56379,6 @@
         </w:rPr>
         <w:t>.</w:t>
       </w:r>
-    </w:p>
-    <w:p>
-      <w:pPr>
-        <w:spacing w:before="60"/>
-        <w:jc w:val="both"/>
-        <w:rPr>
-          <w:color w:val="auto"/>
-        </w:rPr>
-      </w:pPr>
-    </w:p>
-    <w:p>
-      <w:pPr>
-        <w:spacing w:before="60"/>
-        <w:jc w:val="both"/>
-        <w:rPr>
-          <w:color w:val="auto"/>
-        </w:rPr>
-      </w:pPr>
-    </w:p>
-    <w:p>
-      <w:pPr>
-        <w:spacing w:before="60"/>
-        <w:jc w:val="both"/>
-        <w:rPr>
-          <w:color w:val="auto"/>
-        </w:rPr>
-      </w:pPr>
-    </w:p>
-    <w:p>
-      <w:pPr>
-        <w:spacing w:before="60"/>
-        <w:jc w:val="both"/>
-        <w:rPr>
-          <w:color w:val="auto"/>
-        </w:rPr>
-      </w:pPr>
     </w:p>
     <w:p>
       <w:pPr>
